--- a/courts/eighth-circuit/minnesota/state/court-of-appeals/petition-for-review/usage/OUTPUT-petition-for-review.docx
+++ b/courts/eighth-circuit/minnesota/state/court-of-appeals/petition-for-review/usage/OUTPUT-petition-for-review.docx
@@ -532,13 +532,7 @@
         <w:pStyle w:val="BodyText"/>
       </w:pPr>
       <w:r>
-        <w:t xml:space="preserve">2. Petitioner Tony Ward is an individual resident of Ramsey County, Minnesota, who served as an assistant head election judge and on the ballot board for Ramsey County, Minnesota for the 2020 and 2021 elections, and intends to apply for the same position and serve in the same capacity for the 2022 elections. Aff. of Tony Ward, Jan. 20, 2022, ¶¶ 9</w:t>
-      </w:r>
-      <w:r>
-        <w:noBreakHyphen/>
-      </w:r>
-      <w:r>
-        <w:t xml:space="preserve">14. Mr. Ward has been informed by Mr. David Triplett, Manager of Ramsey County Elections, that he will be selected as an election judge and ballot board member for the upcoming 2022 primary and general elections.</w:t>
+        <w:t xml:space="preserve">2. Petitioner Tony Ward is an individual resident of Ramsey County, Minnesota, who served as an assistant head election judge and on the ballot board for Ramsey County, Minnesota for the 2020 and 2021 elections, and intends to apply for the same position and serve in the same capacity for the 2022 elections. Aff. of Tony Ward, Jan. 20, 2022, ¶¶ 9-⁠14. Mr. Ward has been informed by Mr. David Triplett, Manager of Ramsey County Elections, that he will be selected as an election judge and ballot board member for the upcoming 2022 primary and general elections.</w:t>
       </w:r>
       <w:r>
         <w:t xml:space="preserve"> </w:t>
@@ -562,13 +556,7 @@
         <w:pStyle w:val="BodyText"/>
       </w:pPr>
       <w:r>
-        <w:t xml:space="preserve">3. Petitioner Thomas Polachek is an individual resident of Ramsey County, Minnesota, who served as an election judge and on the ballot board for Ramsey County, Minnesota for the 2020 and 2021 elections, and intends to apply for the same position and serve in the same capacity for the 2022 elections. Aff. of Thomas Polachek, January 20, 2022, ¶¶ 8</w:t>
-      </w:r>
-      <w:r>
-        <w:noBreakHyphen/>
-      </w:r>
-      <w:r>
-        <w:t xml:space="preserve">10. Mr. David Triplett also asked Mr. Polachek to return as a ballot board member in 2022.</w:t>
+        <w:t xml:space="preserve">3. Petitioner Thomas Polachek is an individual resident of Ramsey County, Minnesota, who served as an election judge and on the ballot board for Ramsey County, Minnesota for the 2020 and 2021 elections, and intends to apply for the same position and serve in the same capacity for the 2022 elections. Aff. of Thomas Polachek, January 20, 2022, ¶¶ 8-⁠10. Mr. David Triplett also asked Mr. Polachek to return as a ballot board member in 2022.</w:t>
       </w:r>
       <w:r>
         <w:t xml:space="preserve"> </w:t>
@@ -592,13 +580,7 @@
         <w:pStyle w:val="BodyText"/>
       </w:pPr>
       <w:r>
-        <w:t xml:space="preserve">4. Petitioner Edward Bailen is an individual resident of Ramsey County, Minnesota, and has served as an election judge and on the ballot board for Ramsey County, Minnesota for the 2020 and 2021 elections, and intends to apply for the same position and serve in the same capacity for the 2022 elections. Aff. of Edward Bailen, Jan. 14, 2022, ¶¶ 4</w:t>
-      </w:r>
-      <w:r>
-        <w:noBreakHyphen/>
-      </w:r>
-      <w:r>
-        <w:t xml:space="preserve">6. Mr. Bailen is fully qualified to serve as an election judge and on the ballot board for Ramsey County.</w:t>
+        <w:t xml:space="preserve">4. Petitioner Edward Bailen is an individual resident of Ramsey County, Minnesota, and has served as an election judge and on the ballot board for Ramsey County, Minnesota for the 2020 and 2021 elections, and intends to apply for the same position and serve in the same capacity for the 2022 elections. Aff. of Edward Bailen, Jan. 14, 2022, ¶¶ 4-⁠6. Mr. Bailen is fully qualified to serve as an election judge and on the ballot board for Ramsey County.</w:t>
       </w:r>
     </w:p>
     <w:p>
@@ -1105,7 +1087,7 @@
     </w:p>
     <w:p>
       <w:pPr>
-        <w:pStyle w:val="BodyText"/>
+        <w:pStyle w:val="BodyTextNote"/>
       </w:pPr>
       <w:r>
         <w:t xml:space="preserve">18. The Rule also requires that</w:t>
@@ -2822,6 +2804,7 @@
     <w:unhideWhenUsed/>
     <w:qFormat/>
     <w:pPr>
+      <w:keepLines/>
       <w:spacing w:before="0" w:after="140" w:line="299" w:lineRule="exact"/>
     </w:pPr>
     <w:rPr>
@@ -3072,6 +3055,33 @@
     <w:pPr>
       <w:spacing w:before="0" w:after="0" w:line="299" w:lineRule="exact"/>
       <w:ind w:left="2160" w:hanging="720"/>
+    </w:pPr>
+  </w:style>
+  <w:style w:type="paragraph" w:customStyle="1" w:styleId="XdQuoteList1">
+    <w:name w:val="Xd Quote List 1"/>
+    <w:basedOn w:val="Normal"/>
+    <w:qFormat/>
+    <w:pPr>
+      <w:spacing w:before="0" w:after="0" w:line="299" w:lineRule="exact"/>
+      <w:ind w:left="1440" w:right="720" w:hanging="720"/>
+    </w:pPr>
+  </w:style>
+  <w:style w:type="paragraph" w:customStyle="1" w:styleId="XdQuoteList2">
+    <w:name w:val="Xd Quote List 2"/>
+    <w:basedOn w:val="Normal"/>
+    <w:qFormat/>
+    <w:pPr>
+      <w:spacing w:before="0" w:after="0" w:line="299" w:lineRule="exact"/>
+      <w:ind w:left="2160" w:right="720" w:hanging="720"/>
+    </w:pPr>
+  </w:style>
+  <w:style w:type="paragraph" w:customStyle="1" w:styleId="XdQuoteList3">
+    <w:name w:val="Xd Quote List 3"/>
+    <w:basedOn w:val="Normal"/>
+    <w:qFormat/>
+    <w:pPr>
+      <w:spacing w:before="0" w:after="0" w:line="299" w:lineRule="exact"/>
+      <w:ind w:left="2880" w:right="720" w:hanging="720"/>
     </w:pPr>
   </w:style>
   <w:style w:type="paragraph" w:customStyle="1" w:styleId="XdQuoteOnly">

--- a/courts/eighth-circuit/minnesota/state/court-of-appeals/petition-for-review/usage/OUTPUT-petition-for-review.docx
+++ b/courts/eighth-circuit/minnesota/state/court-of-appeals/petition-for-review/usage/OUTPUT-petition-for-review.docx
@@ -836,13 +836,7 @@
         <w:pStyle w:val="BodyText"/>
       </w:pPr>
       <w:r>
-        <w:t xml:space="preserve">12. On May 10, 2010 (34 S.R. 1561), the SOS adopted with modifications Minn. R. 8210.2450, which had been proposed and published at 34 S.R. 686</w:t>
-      </w:r>
-      <w:r>
-        <w:noBreakHyphen/>
-      </w:r>
-      <w:r>
-        <w:t xml:space="preserve">720 on November 16, 2009.</w:t>
+        <w:t xml:space="preserve">12. On May 10, 2010 (34 S.R. 1561), the SOS adopted with modifications Minn. R. 8210.2450, which had been proposed and published at 34 S.R. 686-⁠720 on November 16, 2009.</w:t>
       </w:r>
     </w:p>
     <w:p>
@@ -1958,11 +1952,7 @@
               <w:jc w:val="left"/>
             </w:pPr>
             <w:r>
-              <w:t xml:space="preserve">612</w:t>
-              <w:noBreakHyphen/>
-              <w:t xml:space="preserve">428</w:t>
-              <w:noBreakHyphen/>
-              <w:t xml:space="preserve">7000</w:t>
+              <w:t xml:space="preserve">612-⁠428-⁠7000</w:t>
             </w:r>
           </w:p>
           <w:p>
@@ -2805,7 +2795,7 @@
     <w:qFormat/>
     <w:pPr>
       <w:keepLines/>
-      <w:spacing w:before="0" w:after="140" w:line="299" w:lineRule="exact"/>
+      <w:spacing w:before="23" w:after="140" w:line="299" w:lineRule="exact"/>
     </w:pPr>
     <w:rPr>
       <w:sz w:val="26"/>
